--- a/anotaciones-bitacora/Anotaciones_maestria.docx
+++ b/anotaciones-bitacora/Anotaciones_maestria.docx
@@ -4638,6 +4638,78 @@
     <w:p/>
     <w:p>
       <w:r>
+        <w:rPr>
+          <w:noProof/>
+        </w:rPr>
+        <w:drawing>
+          <wp:anchor distT="0" distB="0" distL="114300" distR="114300" simplePos="0" relativeHeight="251684863" behindDoc="0" locked="0" layoutInCell="1" allowOverlap="1" wp14:anchorId="0907FC6A" wp14:editId="6C349371">
+            <wp:simplePos x="0" y="0"/>
+            <wp:positionH relativeFrom="column">
+              <wp:posOffset>4772660</wp:posOffset>
+            </wp:positionH>
+            <wp:positionV relativeFrom="paragraph">
+              <wp:posOffset>3128645</wp:posOffset>
+            </wp:positionV>
+            <wp:extent cx="4039235" cy="118745"/>
+            <wp:effectExtent l="0" t="0" r="0" b="0"/>
+            <wp:wrapSquare wrapText="bothSides"/>
+            <wp:docPr id="733483660" name="Imagen 13"/>
+            <wp:cNvGraphicFramePr>
+              <a:graphicFrameLocks xmlns:a="http://schemas.openxmlformats.org/drawingml/2006/main" noChangeAspect="1"/>
+            </wp:cNvGraphicFramePr>
+            <a:graphic xmlns:a="http://schemas.openxmlformats.org/drawingml/2006/main">
+              <a:graphicData uri="http://schemas.openxmlformats.org/drawingml/2006/picture">
+                <pic:pic xmlns:pic="http://schemas.openxmlformats.org/drawingml/2006/picture">
+                  <pic:nvPicPr>
+                    <pic:cNvPr id="733483660" name="Imagen 733483660"/>
+                    <pic:cNvPicPr/>
+                  </pic:nvPicPr>
+                  <pic:blipFill rotWithShape="1">
+                    <a:blip r:embed="rId7" cstate="print">
+                      <a:extLst>
+                        <a:ext uri="{28A0092B-C50C-407E-A947-70E740481C1C}">
+                          <a14:useLocalDpi xmlns:a14="http://schemas.microsoft.com/office/drawing/2010/main" val="0"/>
+                        </a:ext>
+                      </a:extLst>
+                    </a:blip>
+                    <a:srcRect t="38613" b="21463"/>
+                    <a:stretch>
+                      <a:fillRect/>
+                    </a:stretch>
+                  </pic:blipFill>
+                  <pic:spPr bwMode="auto">
+                    <a:xfrm flipH="1">
+                      <a:off x="0" y="0"/>
+                      <a:ext cx="4039235" cy="118745"/>
+                    </a:xfrm>
+                    <a:prstGeom prst="rect">
+                      <a:avLst/>
+                    </a:prstGeom>
+                    <a:ln>
+                      <a:noFill/>
+                    </a:ln>
+                    <a:extLst>
+                      <a:ext uri="{53640926-AAD7-44D8-BBD7-CCE9431645EC}">
+                        <a14:shadowObscured xmlns:a14="http://schemas.microsoft.com/office/drawing/2010/main"/>
+                      </a:ext>
+                    </a:extLst>
+                  </pic:spPr>
+                </pic:pic>
+              </a:graphicData>
+            </a:graphic>
+            <wp14:sizeRelH relativeFrom="page">
+              <wp14:pctWidth>0</wp14:pctWidth>
+            </wp14:sizeRelH>
+            <wp14:sizeRelV relativeFrom="page">
+              <wp14:pctHeight>0</wp14:pctHeight>
+            </wp14:sizeRelV>
+          </wp:anchor>
+        </w:drawing>
+      </w:r>
+      <w:r>
+        <w:rPr>
+          <w:noProof/>
+        </w:rPr>
         <w:drawing>
           <wp:anchor distT="0" distB="0" distL="114300" distR="114300" simplePos="0" relativeHeight="251693056" behindDoc="0" locked="0" layoutInCell="1" allowOverlap="1" wp14:anchorId="1362CAF1" wp14:editId="06513A62">
             <wp:simplePos x="0" y="0"/>
@@ -4662,7 +4734,7 @@
                     <pic:cNvPicPr/>
                   </pic:nvPicPr>
                   <pic:blipFill rotWithShape="1">
-                    <a:blip r:embed="rId7" cstate="print">
+                    <a:blip r:embed="rId8" cstate="print">
                       <a:extLst>
                         <a:ext uri="{28A0092B-C50C-407E-A947-70E740481C1C}">
                           <a14:useLocalDpi xmlns:a14="http://schemas.microsoft.com/office/drawing/2010/main" val="0"/>
@@ -4704,6 +4776,9 @@
         </w:drawing>
       </w:r>
       <w:r>
+        <w:rPr>
+          <w:noProof/>
+        </w:rPr>
         <w:drawing>
           <wp:anchor distT="0" distB="0" distL="114300" distR="114300" simplePos="0" relativeHeight="251691008" behindDoc="0" locked="0" layoutInCell="1" allowOverlap="1" wp14:anchorId="47127568" wp14:editId="72C9490C">
             <wp:simplePos x="0" y="0"/>
@@ -4728,7 +4803,7 @@
                     <pic:cNvPicPr/>
                   </pic:nvPicPr>
                   <pic:blipFill rotWithShape="1">
-                    <a:blip r:embed="rId7" cstate="print">
+                    <a:blip r:embed="rId8" cstate="print">
                       <a:extLst>
                         <a:ext uri="{28A0092B-C50C-407E-A947-70E740481C1C}">
                           <a14:useLocalDpi xmlns:a14="http://schemas.microsoft.com/office/drawing/2010/main" val="0"/>
@@ -4797,7 +4872,7 @@
                     <pic:cNvPicPr/>
                   </pic:nvPicPr>
                   <pic:blipFill rotWithShape="1">
-                    <a:blip r:embed="rId8" cstate="print">
+                    <a:blip r:embed="rId9" cstate="print">
                       <a:extLst>
                         <a:ext uri="{28A0092B-C50C-407E-A947-70E740481C1C}">
                           <a14:useLocalDpi xmlns:a14="http://schemas.microsoft.com/office/drawing/2010/main" val="0"/>
@@ -4845,7 +4920,7 @@
         <mc:AlternateContent>
           <mc:Choice Requires="wps">
             <w:drawing>
-              <wp:anchor distT="0" distB="0" distL="114300" distR="114300" simplePos="0" relativeHeight="251688960" behindDoc="0" locked="0" layoutInCell="1" allowOverlap="1" wp14:anchorId="49E62E24" wp14:editId="06036419">
+              <wp:anchor distT="0" distB="0" distL="114300" distR="114300" simplePos="0" relativeHeight="251688960" behindDoc="0" locked="0" layoutInCell="1" allowOverlap="1" wp14:anchorId="49E62E24" wp14:editId="258E0D1B">
                 <wp:simplePos x="0" y="0"/>
                 <wp:positionH relativeFrom="column">
                   <wp:posOffset>1740854</wp:posOffset>
@@ -4915,81 +4990,12 @@
           </mc:Choice>
           <mc:Fallback>
             <w:pict>
-              <v:rect w14:anchorId="4A2BDDF9" id="Rectángulo 4" o:spid="_x0000_s1026" style="position:absolute;margin-left:137.1pt;margin-top:86.25pt;width:238.15pt;height:6.4pt;z-index:251688960;visibility:visible;mso-wrap-style:square;mso-width-percent:0;mso-height-percent:0;mso-wrap-distance-left:9pt;mso-wrap-distance-top:0;mso-wrap-distance-right:9pt;mso-wrap-distance-bottom:0;mso-position-horizontal:absolute;mso-position-horizontal-relative:text;mso-position-vertical:absolute;mso-position-vertical-relative:text;mso-width-percent:0;mso-height-percent:0;mso-width-relative:margin;mso-height-relative:margin;v-text-anchor:middle" o:gfxdata="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" fillcolor="#0096ff" stroked="f" strokeweight="1pt">
+              <v:rect w14:anchorId="169D725A" id="Rectángulo 4" o:spid="_x0000_s1026" style="position:absolute;margin-left:137.1pt;margin-top:86.25pt;width:238.15pt;height:6.4pt;z-index:251688960;visibility:visible;mso-wrap-style:square;mso-width-percent:0;mso-height-percent:0;mso-wrap-distance-left:9pt;mso-wrap-distance-top:0;mso-wrap-distance-right:9pt;mso-wrap-distance-bottom:0;mso-position-horizontal:absolute;mso-position-horizontal-relative:text;mso-position-vertical:absolute;mso-position-vertical-relative:text;mso-width-percent:0;mso-height-percent:0;mso-width-relative:margin;mso-height-relative:margin;v-text-anchor:middle" o:gfxdata="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" fillcolor="#0096ff" stroked="f" strokeweight="1pt">
                 <v:fill opacity="19532f"/>
               </v:rect>
             </w:pict>
           </mc:Fallback>
         </mc:AlternateContent>
-      </w:r>
-      <w:r>
-        <w:rPr>
-          <w:noProof/>
-        </w:rPr>
-        <w:drawing>
-          <wp:anchor distT="0" distB="0" distL="114300" distR="114300" simplePos="0" relativeHeight="251686912" behindDoc="0" locked="0" layoutInCell="1" allowOverlap="1" wp14:anchorId="0907FC6A" wp14:editId="1374C784">
-            <wp:simplePos x="0" y="0"/>
-            <wp:positionH relativeFrom="column">
-              <wp:posOffset>4774565</wp:posOffset>
-            </wp:positionH>
-            <wp:positionV relativeFrom="paragraph">
-              <wp:posOffset>3163570</wp:posOffset>
-            </wp:positionV>
-            <wp:extent cx="4039235" cy="82550"/>
-            <wp:effectExtent l="0" t="0" r="0" b="6350"/>
-            <wp:wrapSquare wrapText="bothSides"/>
-            <wp:docPr id="733483660" name="Imagen 13"/>
-            <wp:cNvGraphicFramePr>
-              <a:graphicFrameLocks xmlns:a="http://schemas.openxmlformats.org/drawingml/2006/main" noChangeAspect="1"/>
-            </wp:cNvGraphicFramePr>
-            <a:graphic xmlns:a="http://schemas.openxmlformats.org/drawingml/2006/main">
-              <a:graphicData uri="http://schemas.openxmlformats.org/drawingml/2006/picture">
-                <pic:pic xmlns:pic="http://schemas.openxmlformats.org/drawingml/2006/picture">
-                  <pic:nvPicPr>
-                    <pic:cNvPr id="733483660" name="Imagen 733483660"/>
-                    <pic:cNvPicPr/>
-                  </pic:nvPicPr>
-                  <pic:blipFill rotWithShape="1">
-                    <a:blip r:embed="rId9" cstate="print">
-                      <a:extLst>
-                        <a:ext uri="{28A0092B-C50C-407E-A947-70E740481C1C}">
-                          <a14:useLocalDpi xmlns:a14="http://schemas.microsoft.com/office/drawing/2010/main" val="0"/>
-                        </a:ext>
-                      </a:extLst>
-                    </a:blip>
-                    <a:srcRect t="50786" b="21464"/>
-                    <a:stretch>
-                      <a:fillRect/>
-                    </a:stretch>
-                  </pic:blipFill>
-                  <pic:spPr bwMode="auto">
-                    <a:xfrm>
-                      <a:off x="0" y="0"/>
-                      <a:ext cx="4039235" cy="82550"/>
-                    </a:xfrm>
-                    <a:prstGeom prst="rect">
-                      <a:avLst/>
-                    </a:prstGeom>
-                    <a:ln>
-                      <a:noFill/>
-                    </a:ln>
-                    <a:extLst>
-                      <a:ext uri="{53640926-AAD7-44D8-BBD7-CCE9431645EC}">
-                        <a14:shadowObscured xmlns:a14="http://schemas.microsoft.com/office/drawing/2010/main"/>
-                      </a:ext>
-                    </a:extLst>
-                  </pic:spPr>
-                </pic:pic>
-              </a:graphicData>
-            </a:graphic>
-            <wp14:sizeRelH relativeFrom="page">
-              <wp14:pctWidth>0</wp14:pctWidth>
-            </wp14:sizeRelH>
-            <wp14:sizeRelV relativeFrom="page">
-              <wp14:pctHeight>0</wp14:pctHeight>
-            </wp14:sizeRelV>
-          </wp:anchor>
-        </w:drawing>
       </w:r>
       <w:r>
         <w:rPr>
@@ -5302,7 +5308,7 @@
           <w:noProof/>
         </w:rPr>
         <w:drawing>
-          <wp:anchor distT="0" distB="0" distL="114300" distR="114300" simplePos="0" relativeHeight="251680768" behindDoc="0" locked="0" layoutInCell="1" allowOverlap="1" wp14:anchorId="098AB1B9" wp14:editId="0727CDDC">
+          <wp:anchor distT="0" distB="0" distL="114300" distR="114300" simplePos="0" relativeHeight="251680768" behindDoc="0" locked="0" layoutInCell="1" allowOverlap="1" wp14:anchorId="098AB1B9" wp14:editId="38093822">
             <wp:simplePos x="0" y="0"/>
             <wp:positionH relativeFrom="column">
               <wp:posOffset>4776470</wp:posOffset>
@@ -5338,7 +5344,7 @@
                     </a:stretch>
                   </pic:blipFill>
                   <pic:spPr bwMode="auto">
-                    <a:xfrm>
+                    <a:xfrm flipH="1">
                       <a:off x="0" y="0"/>
                       <a:ext cx="4039235" cy="100965"/>
                     </a:xfrm>
@@ -6082,7 +6088,7 @@
           <w:noProof/>
         </w:rPr>
         <w:drawing>
-          <wp:anchor distT="0" distB="0" distL="114300" distR="114300" simplePos="0" relativeHeight="251659264" behindDoc="0" locked="0" layoutInCell="1" allowOverlap="1" wp14:anchorId="70A0E79C" wp14:editId="7BFE4B3B">
+          <wp:anchor distT="0" distB="0" distL="114300" distR="114300" simplePos="0" relativeHeight="251659264" behindDoc="0" locked="0" layoutInCell="1" allowOverlap="1" wp14:anchorId="70A0E79C" wp14:editId="29724DCF">
             <wp:simplePos x="0" y="0"/>
             <wp:positionH relativeFrom="column">
               <wp:posOffset>4772584</wp:posOffset>
@@ -6236,6 +6242,9 @@
     </w:p>
     <w:p>
       <w:r>
+        <w:rPr>
+          <w:noProof/>
+        </w:rPr>
         <w:drawing>
           <wp:anchor distT="0" distB="0" distL="114300" distR="114300" simplePos="0" relativeHeight="251717632" behindDoc="0" locked="0" layoutInCell="1" allowOverlap="1" wp14:anchorId="661944BF" wp14:editId="2826B073">
             <wp:simplePos x="0" y="0"/>
@@ -6260,7 +6269,7 @@
                     <pic:cNvPicPr/>
                   </pic:nvPicPr>
                   <pic:blipFill rotWithShape="1">
-                    <a:blip r:embed="rId7" cstate="print">
+                    <a:blip r:embed="rId8" cstate="print">
                       <a:extLst>
                         <a:ext uri="{28A0092B-C50C-407E-A947-70E740481C1C}">
                           <a14:useLocalDpi xmlns:a14="http://schemas.microsoft.com/office/drawing/2010/main" val="0"/>
@@ -6302,6 +6311,9 @@
         </w:drawing>
       </w:r>
       <w:r>
+        <w:rPr>
+          <w:noProof/>
+        </w:rPr>
         <w:drawing>
           <wp:anchor distT="0" distB="0" distL="114300" distR="114300" simplePos="0" relativeHeight="251715584" behindDoc="0" locked="0" layoutInCell="1" allowOverlap="1" wp14:anchorId="77B4B306" wp14:editId="7C35E4BC">
             <wp:simplePos x="0" y="0"/>
@@ -6326,7 +6338,7 @@
                     <pic:cNvPicPr/>
                   </pic:nvPicPr>
                   <pic:blipFill rotWithShape="1">
-                    <a:blip r:embed="rId7" cstate="print">
+                    <a:blip r:embed="rId8" cstate="print">
                       <a:extLst>
                         <a:ext uri="{28A0092B-C50C-407E-A947-70E740481C1C}">
                           <a14:useLocalDpi xmlns:a14="http://schemas.microsoft.com/office/drawing/2010/main" val="0"/>
@@ -6372,7 +6384,7 @@
           <w:noProof/>
         </w:rPr>
         <w:drawing>
-          <wp:anchor distT="0" distB="0" distL="114300" distR="114300" simplePos="0" relativeHeight="251713536" behindDoc="0" locked="0" layoutInCell="1" allowOverlap="1" wp14:anchorId="5A557135" wp14:editId="15BCEB69">
+          <wp:anchor distT="0" distB="0" distL="114300" distR="114300" simplePos="0" relativeHeight="251713536" behindDoc="0" locked="0" layoutInCell="1" allowOverlap="1" wp14:anchorId="5A557135" wp14:editId="059B149C">
             <wp:simplePos x="0" y="0"/>
             <wp:positionH relativeFrom="column">
               <wp:posOffset>4641215</wp:posOffset>
@@ -6984,7 +6996,7 @@
           <w:noProof/>
         </w:rPr>
         <w:drawing>
-          <wp:anchor distT="0" distB="0" distL="114300" distR="114300" simplePos="0" relativeHeight="251701248" behindDoc="0" locked="0" layoutInCell="1" allowOverlap="1" wp14:anchorId="0C297E81" wp14:editId="4843E977">
+          <wp:anchor distT="0" distB="0" distL="114300" distR="114300" simplePos="0" relativeHeight="251701248" behindDoc="0" locked="0" layoutInCell="1" allowOverlap="1" wp14:anchorId="0C297E81" wp14:editId="329F905F">
             <wp:simplePos x="0" y="0"/>
             <wp:positionH relativeFrom="column">
               <wp:posOffset>4634230</wp:posOffset>
@@ -7020,7 +7032,7 @@
                     </a:stretch>
                   </pic:blipFill>
                   <pic:spPr bwMode="auto">
-                    <a:xfrm>
+                    <a:xfrm flipH="1">
                       <a:off x="0" y="0"/>
                       <a:ext cx="4406900" cy="155575"/>
                     </a:xfrm>
@@ -7053,7 +7065,7 @@
           <w:noProof/>
         </w:rPr>
         <w:drawing>
-          <wp:anchor distT="0" distB="0" distL="114300" distR="114300" simplePos="0" relativeHeight="251698176" behindDoc="0" locked="0" layoutInCell="1" allowOverlap="1" wp14:anchorId="3A4B9A17" wp14:editId="7AB6E148">
+          <wp:anchor distT="0" distB="0" distL="114300" distR="114300" simplePos="0" relativeHeight="251698176" behindDoc="0" locked="0" layoutInCell="1" allowOverlap="1" wp14:anchorId="3A4B9A17" wp14:editId="7914EB9B">
             <wp:simplePos x="0" y="0"/>
             <wp:positionH relativeFrom="column">
               <wp:posOffset>4636135</wp:posOffset>
@@ -7089,7 +7101,7 @@
                     </a:stretch>
                   </pic:blipFill>
                   <pic:spPr bwMode="auto">
-                    <a:xfrm>
+                    <a:xfrm flipH="1">
                       <a:off x="0" y="0"/>
                       <a:ext cx="4406900" cy="123190"/>
                     </a:xfrm>
@@ -7375,6 +7387,9 @@
     </w:p>
     <w:p>
       <w:r>
+        <w:rPr>
+          <w:noProof/>
+        </w:rPr>
         <w:drawing>
           <wp:anchor distT="0" distB="0" distL="114300" distR="114300" simplePos="0" relativeHeight="251737088" behindDoc="0" locked="0" layoutInCell="1" allowOverlap="1" wp14:anchorId="40222660" wp14:editId="405E5882">
             <wp:simplePos x="0" y="0"/>
@@ -7399,7 +7414,7 @@
                     <pic:cNvPicPr/>
                   </pic:nvPicPr>
                   <pic:blipFill rotWithShape="1">
-                    <a:blip r:embed="rId7" cstate="print">
+                    <a:blip r:embed="rId8" cstate="print">
                       <a:extLst>
                         <a:ext uri="{28A0092B-C50C-407E-A947-70E740481C1C}">
                           <a14:useLocalDpi xmlns:a14="http://schemas.microsoft.com/office/drawing/2010/main" val="0"/>
@@ -7441,6 +7456,9 @@
         </w:drawing>
       </w:r>
       <w:r>
+        <w:rPr>
+          <w:noProof/>
+        </w:rPr>
         <w:drawing>
           <wp:anchor distT="0" distB="0" distL="114300" distR="114300" simplePos="0" relativeHeight="251735040" behindDoc="0" locked="0" layoutInCell="1" allowOverlap="1" wp14:anchorId="3DE925DB" wp14:editId="5C8DC01E">
             <wp:simplePos x="0" y="0"/>
@@ -7465,7 +7483,7 @@
                     <pic:cNvPicPr/>
                   </pic:nvPicPr>
                   <pic:blipFill rotWithShape="1">
-                    <a:blip r:embed="rId7" cstate="print">
+                    <a:blip r:embed="rId8" cstate="print">
                       <a:extLst>
                         <a:ext uri="{28A0092B-C50C-407E-A947-70E740481C1C}">
                           <a14:useLocalDpi xmlns:a14="http://schemas.microsoft.com/office/drawing/2010/main" val="0"/>
@@ -7511,7 +7529,7 @@
           <w:noProof/>
         </w:rPr>
         <w:drawing>
-          <wp:anchor distT="0" distB="0" distL="114300" distR="114300" simplePos="0" relativeHeight="251726848" behindDoc="0" locked="0" layoutInCell="1" allowOverlap="1" wp14:anchorId="3F5BE709" wp14:editId="1200BFB8">
+          <wp:anchor distT="0" distB="0" distL="114300" distR="114300" simplePos="0" relativeHeight="251726848" behindDoc="0" locked="0" layoutInCell="1" allowOverlap="1" wp14:anchorId="3F5BE709" wp14:editId="2E72581E">
             <wp:simplePos x="0" y="0"/>
             <wp:positionH relativeFrom="column">
               <wp:posOffset>5008245</wp:posOffset>
@@ -7547,7 +7565,7 @@
                     </a:stretch>
                   </pic:blipFill>
                   <pic:spPr bwMode="auto">
-                    <a:xfrm>
+                    <a:xfrm flipH="1">
                       <a:off x="0" y="0"/>
                       <a:ext cx="4025265" cy="251460"/>
                     </a:xfrm>
@@ -7580,7 +7598,7 @@
           <w:noProof/>
         </w:rPr>
         <w:drawing>
-          <wp:anchor distT="0" distB="0" distL="114300" distR="114300" simplePos="0" relativeHeight="251725824" behindDoc="0" locked="0" layoutInCell="1" allowOverlap="1" wp14:anchorId="089989EF" wp14:editId="50A2D636">
+          <wp:anchor distT="0" distB="0" distL="114300" distR="114300" simplePos="0" relativeHeight="251725824" behindDoc="0" locked="0" layoutInCell="1" allowOverlap="1" wp14:anchorId="089989EF" wp14:editId="60864B19">
             <wp:simplePos x="0" y="0"/>
             <wp:positionH relativeFrom="column">
               <wp:posOffset>5004435</wp:posOffset>
@@ -7616,7 +7634,7 @@
                     </a:stretch>
                   </pic:blipFill>
                   <pic:spPr bwMode="auto">
-                    <a:xfrm>
+                    <a:xfrm flipH="1">
                       <a:off x="0" y="0"/>
                       <a:ext cx="4029075" cy="170180"/>
                     </a:xfrm>
@@ -7718,7 +7736,7 @@
           <w:noProof/>
         </w:rPr>
         <w:drawing>
-          <wp:anchor distT="0" distB="0" distL="114300" distR="114300" simplePos="0" relativeHeight="251729920" behindDoc="0" locked="0" layoutInCell="1" allowOverlap="1" wp14:anchorId="4F4CE3A8" wp14:editId="74818175">
+          <wp:anchor distT="0" distB="0" distL="114300" distR="114300" simplePos="0" relativeHeight="251729920" behindDoc="0" locked="0" layoutInCell="1" allowOverlap="1" wp14:anchorId="4F4CE3A8" wp14:editId="1AFBE0EA">
             <wp:simplePos x="0" y="0"/>
             <wp:positionH relativeFrom="column">
               <wp:posOffset>5008245</wp:posOffset>
@@ -7754,7 +7772,7 @@
                     </a:stretch>
                   </pic:blipFill>
                   <pic:spPr bwMode="auto">
-                    <a:xfrm>
+                    <a:xfrm flipH="1">
                       <a:off x="0" y="0"/>
                       <a:ext cx="4025900" cy="149860"/>
                     </a:xfrm>
@@ -8201,74 +8219,8 @@
         <w:rPr>
           <w:b/>
           <w:bCs/>
-          <w:noProof/>
         </w:rPr>
         <w:lastRenderedPageBreak/>
-        <mc:AlternateContent>
-          <mc:Choice Requires="wps">
-            <w:drawing>
-              <wp:anchor distT="0" distB="0" distL="114300" distR="114300" simplePos="0" relativeHeight="251739136" behindDoc="0" locked="0" layoutInCell="1" allowOverlap="1" wp14:anchorId="7F895A56" wp14:editId="27C61BC3">
-                <wp:simplePos x="0" y="0"/>
-                <wp:positionH relativeFrom="column">
-                  <wp:posOffset>4775122</wp:posOffset>
-                </wp:positionH>
-                <wp:positionV relativeFrom="paragraph">
-                  <wp:posOffset>-492760</wp:posOffset>
-                </wp:positionV>
-                <wp:extent cx="0" cy="5754029"/>
-                <wp:effectExtent l="0" t="0" r="12700" b="12065"/>
-                <wp:wrapNone/>
-                <wp:docPr id="1360835222" name="Conector recto 31"/>
-                <wp:cNvGraphicFramePr/>
-                <a:graphic xmlns:a="http://schemas.openxmlformats.org/drawingml/2006/main">
-                  <a:graphicData uri="http://schemas.microsoft.com/office/word/2010/wordprocessingShape">
-                    <wps:wsp>
-                      <wps:cNvCnPr/>
-                      <wps:spPr>
-                        <a:xfrm>
-                          <a:off x="0" y="0"/>
-                          <a:ext cx="0" cy="5754029"/>
-                        </a:xfrm>
-                        <a:prstGeom prst="line">
-                          <a:avLst/>
-                        </a:prstGeom>
-                        <a:ln w="12700"/>
-                      </wps:spPr>
-                      <wps:style>
-                        <a:lnRef idx="1">
-                          <a:schemeClr val="accent1"/>
-                        </a:lnRef>
-                        <a:fillRef idx="0">
-                          <a:schemeClr val="accent1"/>
-                        </a:fillRef>
-                        <a:effectRef idx="0">
-                          <a:schemeClr val="accent1"/>
-                        </a:effectRef>
-                        <a:fontRef idx="minor">
-                          <a:schemeClr val="tx1"/>
-                        </a:fontRef>
-                      </wps:style>
-                      <wps:bodyPr/>
-                    </wps:wsp>
-                  </a:graphicData>
-                </a:graphic>
-              </wp:anchor>
-            </w:drawing>
-          </mc:Choice>
-          <mc:Fallback>
-            <w:pict>
-              <v:line w14:anchorId="4132A9D9" id="Conector recto 31" o:spid="_x0000_s1026" style="position:absolute;z-index:251739136;visibility:visible;mso-wrap-style:square;mso-wrap-distance-left:9pt;mso-wrap-distance-top:0;mso-wrap-distance-right:9pt;mso-wrap-distance-bottom:0;mso-position-horizontal:absolute;mso-position-horizontal-relative:text;mso-position-vertical:absolute;mso-position-vertical-relative:text" from="376pt,-38.8pt" to="376pt,414.25pt" o:gfxdata="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" strokecolor="#156082 [3204]" strokeweight="1pt">
-                <v:stroke joinstyle="miter"/>
-              </v:line>
-            </w:pict>
-          </mc:Fallback>
-        </mc:AlternateContent>
-      </w:r>
-      <w:r>
-        <w:rPr>
-          <w:b/>
-          <w:bCs/>
-        </w:rPr>
         <w:t xml:space="preserve">CLADO D: </w:t>
       </w:r>
     </w:p>
@@ -8283,6 +8235,9 @@
         </w:sectPr>
       </w:pPr>
       <w:r>
+        <w:rPr>
+          <w:noProof/>
+        </w:rPr>
         <w:drawing>
           <wp:anchor distT="0" distB="0" distL="114300" distR="114300" simplePos="0" relativeHeight="251773952" behindDoc="0" locked="0" layoutInCell="1" allowOverlap="1" wp14:anchorId="3034F160" wp14:editId="0797049E">
             <wp:simplePos x="0" y="0"/>
@@ -8307,7 +8262,7 @@
                     <pic:cNvPicPr/>
                   </pic:nvPicPr>
                   <pic:blipFill rotWithShape="1">
-                    <a:blip r:embed="rId7" cstate="print">
+                    <a:blip r:embed="rId8" cstate="print">
                       <a:extLst>
                         <a:ext uri="{28A0092B-C50C-407E-A947-70E740481C1C}">
                           <a14:useLocalDpi xmlns:a14="http://schemas.microsoft.com/office/drawing/2010/main" val="0"/>
@@ -8349,6 +8304,9 @@
         </w:drawing>
       </w:r>
       <w:r>
+        <w:rPr>
+          <w:noProof/>
+        </w:rPr>
         <w:drawing>
           <wp:anchor distT="0" distB="0" distL="114300" distR="114300" simplePos="0" relativeHeight="251771904" behindDoc="0" locked="0" layoutInCell="1" allowOverlap="1" wp14:anchorId="5C5ED0BB" wp14:editId="2AA00902">
             <wp:simplePos x="0" y="0"/>
@@ -8373,7 +8331,7 @@
                     <pic:cNvPicPr/>
                   </pic:nvPicPr>
                   <pic:blipFill rotWithShape="1">
-                    <a:blip r:embed="rId7" cstate="print">
+                    <a:blip r:embed="rId8" cstate="print">
                       <a:extLst>
                         <a:ext uri="{28A0092B-C50C-407E-A947-70E740481C1C}">
                           <a14:useLocalDpi xmlns:a14="http://schemas.microsoft.com/office/drawing/2010/main" val="0"/>
@@ -8423,7 +8381,7 @@
           <w:noProof/>
         </w:rPr>
         <w:drawing>
-          <wp:anchor distT="0" distB="0" distL="114300" distR="114300" simplePos="0" relativeHeight="251769856" behindDoc="0" locked="0" layoutInCell="1" allowOverlap="1" wp14:anchorId="258A7CE2" wp14:editId="3C27756E">
+          <wp:anchor distT="0" distB="0" distL="114300" distR="114300" simplePos="0" relativeHeight="251769856" behindDoc="0" locked="0" layoutInCell="1" allowOverlap="1" wp14:anchorId="258A7CE2" wp14:editId="795D2681">
             <wp:simplePos x="0" y="0"/>
             <wp:positionH relativeFrom="column">
               <wp:posOffset>4784090</wp:posOffset>
@@ -8580,7 +8538,7 @@
           <w:noProof/>
         </w:rPr>
         <w:drawing>
-          <wp:anchor distT="0" distB="0" distL="114300" distR="114300" simplePos="0" relativeHeight="251766784" behindDoc="0" locked="0" layoutInCell="1" allowOverlap="1" wp14:anchorId="77F4D21C" wp14:editId="3131EB28">
+          <wp:anchor distT="0" distB="0" distL="114300" distR="114300" simplePos="0" relativeHeight="251766784" behindDoc="0" locked="0" layoutInCell="1" allowOverlap="1" wp14:anchorId="77F4D21C" wp14:editId="5E90F03C">
             <wp:simplePos x="0" y="0"/>
             <wp:positionH relativeFrom="column">
               <wp:posOffset>4791075</wp:posOffset>
@@ -8737,7 +8695,7 @@
           <w:noProof/>
         </w:rPr>
         <w:drawing>
-          <wp:anchor distT="0" distB="0" distL="114300" distR="114300" simplePos="0" relativeHeight="251763712" behindDoc="0" locked="0" layoutInCell="1" allowOverlap="1" wp14:anchorId="41438F63" wp14:editId="58F149BC">
+          <wp:anchor distT="0" distB="0" distL="114300" distR="114300" simplePos="0" relativeHeight="251763712" behindDoc="0" locked="0" layoutInCell="1" allowOverlap="1" wp14:anchorId="41438F63" wp14:editId="7FB50515">
             <wp:simplePos x="0" y="0"/>
             <wp:positionH relativeFrom="column">
               <wp:posOffset>4784090</wp:posOffset>
@@ -8894,7 +8852,7 @@
           <w:noProof/>
         </w:rPr>
         <w:drawing>
-          <wp:anchor distT="0" distB="0" distL="114300" distR="114300" simplePos="0" relativeHeight="251760640" behindDoc="0" locked="0" layoutInCell="1" allowOverlap="1" wp14:anchorId="12D98B59" wp14:editId="6285B89C">
+          <wp:anchor distT="0" distB="0" distL="114300" distR="114300" simplePos="0" relativeHeight="251760640" behindDoc="0" locked="0" layoutInCell="1" allowOverlap="1" wp14:anchorId="12D98B59" wp14:editId="1F2A3AF8">
             <wp:simplePos x="0" y="0"/>
             <wp:positionH relativeFrom="column">
               <wp:posOffset>4784090</wp:posOffset>
@@ -8930,7 +8888,7 @@
                     </a:stretch>
                   </pic:blipFill>
                   <pic:spPr bwMode="auto">
-                    <a:xfrm>
+                    <a:xfrm flipH="1">
                       <a:off x="0" y="0"/>
                       <a:ext cx="4084320" cy="121920"/>
                     </a:xfrm>
@@ -9051,7 +9009,7 @@
           <w:noProof/>
         </w:rPr>
         <w:drawing>
-          <wp:anchor distT="0" distB="0" distL="114300" distR="114300" simplePos="0" relativeHeight="251757568" behindDoc="0" locked="0" layoutInCell="1" allowOverlap="1" wp14:anchorId="59259CA3" wp14:editId="36395585">
+          <wp:anchor distT="0" distB="0" distL="114300" distR="114300" simplePos="0" relativeHeight="251757568" behindDoc="0" locked="0" layoutInCell="1" allowOverlap="1" wp14:anchorId="59259CA3" wp14:editId="32250440">
             <wp:simplePos x="0" y="0"/>
             <wp:positionH relativeFrom="column">
               <wp:posOffset>4784725</wp:posOffset>
@@ -9087,7 +9045,7 @@
                     </a:stretch>
                   </pic:blipFill>
                   <pic:spPr bwMode="auto">
-                    <a:xfrm>
+                    <a:xfrm flipH="1">
                       <a:off x="0" y="0"/>
                       <a:ext cx="4083685" cy="132080"/>
                     </a:xfrm>
@@ -9208,7 +9166,7 @@
           <w:noProof/>
         </w:rPr>
         <w:drawing>
-          <wp:anchor distT="0" distB="0" distL="114300" distR="114300" simplePos="0" relativeHeight="251754496" behindDoc="0" locked="0" layoutInCell="1" allowOverlap="1" wp14:anchorId="1EF10099" wp14:editId="4E26EF95">
+          <wp:anchor distT="0" distB="0" distL="114300" distR="114300" simplePos="0" relativeHeight="251754496" behindDoc="0" locked="0" layoutInCell="1" allowOverlap="1" wp14:anchorId="1EF10099" wp14:editId="5120E204">
             <wp:simplePos x="0" y="0"/>
             <wp:positionH relativeFrom="column">
               <wp:posOffset>4787900</wp:posOffset>
@@ -9244,7 +9202,7 @@
                     </a:stretch>
                   </pic:blipFill>
                   <pic:spPr bwMode="auto">
-                    <a:xfrm>
+                    <a:xfrm flipH="1">
                       <a:off x="0" y="0"/>
                       <a:ext cx="4079875" cy="140335"/>
                     </a:xfrm>
@@ -9365,7 +9323,7 @@
           <w:noProof/>
         </w:rPr>
         <w:drawing>
-          <wp:anchor distT="0" distB="0" distL="114300" distR="114300" simplePos="0" relativeHeight="251751424" behindDoc="0" locked="0" layoutInCell="1" allowOverlap="1" wp14:anchorId="56D661D4" wp14:editId="012CA782">
+          <wp:anchor distT="0" distB="0" distL="114300" distR="114300" simplePos="0" relativeHeight="251751424" behindDoc="0" locked="0" layoutInCell="1" allowOverlap="1" wp14:anchorId="56D661D4" wp14:editId="23F9FE4C">
             <wp:simplePos x="0" y="0"/>
             <wp:positionH relativeFrom="column">
               <wp:posOffset>4784725</wp:posOffset>
@@ -9401,7 +9359,7 @@
                     </a:stretch>
                   </pic:blipFill>
                   <pic:spPr bwMode="auto">
-                    <a:xfrm>
+                    <a:xfrm flipH="1">
                       <a:off x="0" y="0"/>
                       <a:ext cx="4083050" cy="170180"/>
                     </a:xfrm>
@@ -9679,7 +9637,7 @@
           <w:noProof/>
         </w:rPr>
         <w:drawing>
-          <wp:anchor distT="0" distB="0" distL="114300" distR="114300" simplePos="0" relativeHeight="251742208" behindDoc="0" locked="0" layoutInCell="1" allowOverlap="1" wp14:anchorId="6367BF55" wp14:editId="4A776E92">
+          <wp:anchor distT="0" distB="0" distL="114300" distR="114300" simplePos="0" relativeHeight="251742208" behindDoc="0" locked="0" layoutInCell="1" allowOverlap="1" wp14:anchorId="6367BF55" wp14:editId="38EEADE8">
             <wp:simplePos x="0" y="0"/>
             <wp:positionH relativeFrom="column">
               <wp:posOffset>4792599</wp:posOffset>
@@ -9715,7 +9673,7 @@
                     </a:stretch>
                   </pic:blipFill>
                   <pic:spPr bwMode="auto">
-                    <a:xfrm>
+                    <a:xfrm flipH="1">
                       <a:off x="0" y="0"/>
                       <a:ext cx="4076065" cy="142240"/>
                     </a:xfrm>
@@ -9752,7 +9710,7 @@
           <w:noProof/>
         </w:rPr>
         <w:drawing>
-          <wp:anchor distT="0" distB="0" distL="114300" distR="114300" simplePos="0" relativeHeight="251745280" behindDoc="0" locked="0" layoutInCell="1" allowOverlap="1" wp14:anchorId="57B0613D" wp14:editId="71CFC2F7">
+          <wp:anchor distT="0" distB="0" distL="114300" distR="114300" simplePos="0" relativeHeight="251745280" behindDoc="0" locked="0" layoutInCell="1" allowOverlap="1" wp14:anchorId="57B0613D" wp14:editId="379260B8">
             <wp:simplePos x="0" y="0"/>
             <wp:positionH relativeFrom="column">
               <wp:posOffset>4776470</wp:posOffset>
@@ -9788,7 +9746,7 @@
                     </a:stretch>
                   </pic:blipFill>
                   <pic:spPr bwMode="auto">
-                    <a:xfrm>
+                    <a:xfrm flipH="1">
                       <a:off x="0" y="0"/>
                       <a:ext cx="4091940" cy="174625"/>
                     </a:xfrm>
